--- a/rapports/2026-06-06/EQ6/EQ6_enq2_v2/DR_013202020050/47-04-99-40.docx
+++ b/rapports/2026-06-06/EQ6/EQ6_enq2_v2/DR_013202020050/47-04-99-40.docx
@@ -297,7 +297,7 @@
           <w:color w:val="1F6FEB"/>
           <w:sz w:val="22"/>
         </w:rPr>
-        <w:t>⚠ INCOHÉRENCES À CORRIGER (147)</w:t>
+        <w:t>⚠ INCOHÉRENCES À CORRIGER (141)</w:t>
       </w:r>
     </w:p>
     <w:tbl>
@@ -2614,7 +2614,7 @@
                 <w:color w:val="16A34A"/>
                 <w:sz w:val="16"/>
               </w:rPr>
-              <w:t>—</w:t>
+              <w:t>s02q33, s01q00b</w:t>
             </w:r>
           </w:p>
         </w:tc>
@@ -2645,7 +2645,7 @@
                 <w:i w:val="0"/>
                 <w:sz w:val="17"/>
               </w:rPr>
-              <w:t>Incohérence!!! seulement les écoles gouvermentales paient les cotisations (Gouvernement, communauté, ONG ou organisation humanitaire).</w:t>
+              <w:t>Incoherent!!! La dernière fois que Gnima Sadio a  fréquenté l'école est 9999.</w:t>
             </w:r>
           </w:p>
         </w:tc>
@@ -2704,7 +2704,7 @@
                 <w:color w:val="16A34A"/>
                 <w:sz w:val="16"/>
               </w:rPr>
-              <w:t>—</w:t>
+              <w:t>s02q33, s01q00b</w:t>
             </w:r>
           </w:p>
         </w:tc>
@@ -2735,7 +2735,7 @@
                 <w:i w:val="0"/>
                 <w:sz w:val="17"/>
               </w:rPr>
-              <w:t>Incohérence!!! seulement les écoles privées paient les frais de scolarité (y compris les frais d'inscription).</w:t>
+              <w:t>Incoherent!!! La dernière fois que Nene Diatta a  fréquenté l'école est 9999.</w:t>
             </w:r>
           </w:p>
         </w:tc>
@@ -2825,7 +2825,7 @@
                 <w:i w:val="0"/>
                 <w:sz w:val="17"/>
               </w:rPr>
-              <w:t>Incoherent!!! La dernière fois que Gnima Sadio a  fréquenté l'école est 9999.</w:t>
+              <w:t>Incoherent!!! La dernière fois que lamine sadio a  fréquenté l'école est 9999.</w:t>
             </w:r>
           </w:p>
         </w:tc>
@@ -2884,7 +2884,7 @@
                 <w:color w:val="16A34A"/>
                 <w:sz w:val="16"/>
               </w:rPr>
-              <w:t>s02q33, s01q00b</w:t>
+              <w:t>s01q32, s01q36, s01q38, s04q37_modif, s02q33, s02q34, s01q00b</w:t>
             </w:r>
           </w:p>
         </w:tc>
@@ -2915,7 +2915,7 @@
                 <w:i w:val="0"/>
                 <w:sz w:val="17"/>
               </w:rPr>
-              <w:t>Incoherent!!! La dernière fois que Nene Diatta a  fréquenté l'école est 9999.</w:t>
+              <w:t>Peu probable!!! Vu l'âge (17 ans) de Nene toure ou l'année à laquelle Nene toure a fréquenté l'école pour la dernière fois (2023) le dernier diplome de Nene toure ne peut être le Certificat d'études primaires (CEP), prière de corriger cette incohérence ou confirmer avec le QG.</w:t>
             </w:r>
           </w:p>
         </w:tc>
@@ -2948,7 +2948,7 @@
                 <w:i w:val="0"/>
                 <w:sz w:val="16"/>
               </w:rPr>
-              <w:t>S02</w:t>
+              <w:t>S03</w:t>
               <w:br/>
             </w:r>
             <w:r>
@@ -2958,7 +2958,7 @@
                 <w:color w:val="64748B"/>
                 <w:sz w:val="14"/>
               </w:rPr>
-              <w:t>Éducation</w:t>
+              <w:t>Santé</w:t>
             </w:r>
           </w:p>
         </w:tc>
@@ -2974,7 +2974,7 @@
                 <w:color w:val="16A34A"/>
                 <w:sz w:val="16"/>
               </w:rPr>
-              <w:t>s02q33, s01q00b</w:t>
+              <w:t>s03q14, s03q15, s03q17, s03q18, s03q19, s03q20, s03q21</w:t>
             </w:r>
           </w:p>
         </w:tc>
@@ -3005,7 +3005,7 @@
                 <w:i w:val="0"/>
                 <w:sz w:val="17"/>
               </w:rPr>
-              <w:t>Incoherent!!! La dernière fois que lamine sadio a  fréquenté l'école est 9999.</w:t>
+              <w:t>Incoherence!!! Abdoulaye Sadio a consulté dans un service de santé ou un guérisseur au cours des 3 derniers mois sans hospitalisation (3.13=Oui) mais la depense liée à cette consultation est nulle 0 ou ne sait pas partout dans les questions (s03q14 s03q15 s03q17 s03q18 s03q19 s03q20 s03q21).</w:t>
             </w:r>
           </w:p>
         </w:tc>
@@ -3020,10 +3020,10 @@
               <w:rPr>
                 <w:b/>
                 <w:i w:val="0"/>
-                <w:color w:val="DC2626"/>
-                <w:sz w:val="16"/>
-              </w:rPr>
-              <w:t>Haute</w:t>
+                <w:color w:val="EA580C"/>
+                <w:sz w:val="16"/>
+              </w:rPr>
+              <w:t>Moyenne</w:t>
             </w:r>
           </w:p>
         </w:tc>
@@ -3038,7 +3038,7 @@
                 <w:i w:val="0"/>
                 <w:sz w:val="16"/>
               </w:rPr>
-              <w:t>S02</w:t>
+              <w:t>S00</w:t>
               <w:br/>
             </w:r>
             <w:r>
@@ -3048,7 +3048,7 @@
                 <w:color w:val="64748B"/>
                 <w:sz w:val="14"/>
               </w:rPr>
-              <w:t>Éducation</w:t>
+              <w:t>Identification</w:t>
             </w:r>
           </w:p>
         </w:tc>
@@ -3064,7 +3064,7 @@
                 <w:color w:val="16A34A"/>
                 <w:sz w:val="16"/>
               </w:rPr>
-              <w:t>s01q32, s01q36, s01q38, s04q37_modif, s02q33, s02q34, s01q00b</w:t>
+              <w:t>—</w:t>
             </w:r>
           </w:p>
         </w:tc>
@@ -3095,7 +3095,7 @@
                 <w:i w:val="0"/>
                 <w:sz w:val="17"/>
               </w:rPr>
-              <w:t>Peu probable!!! Vu l'âge (17 ans) de Nene toure ou l'année à laquelle Nene toure a fréquenté l'école pour la dernière fois (2023) le dernier diplome de Nene toure ne peut être le Certificat d'études primaires (CEP), prière de corriger cette incohérence ou confirmer avec le QG.</w:t>
+              <w:t>Les coordonnées GPS ménage prises lors de l'enquête principale diffèrent de celles du dénombrement, êtes vous sûr d'avoir enquêté le bon ménage si non chercher le bon ménage.</w:t>
             </w:r>
           </w:p>
         </w:tc>
@@ -3110,10 +3110,10 @@
               <w:rPr>
                 <w:b/>
                 <w:i w:val="0"/>
-                <w:color w:val="DC2626"/>
-                <w:sz w:val="16"/>
-              </w:rPr>
-              <w:t>Haute</w:t>
+                <w:color w:val="EA580C"/>
+                <w:sz w:val="16"/>
+              </w:rPr>
+              <w:t>Moyenne</w:t>
             </w:r>
           </w:p>
         </w:tc>
@@ -3128,7 +3128,7 @@
                 <w:i w:val="0"/>
                 <w:sz w:val="16"/>
               </w:rPr>
-              <w:t>S03</w:t>
+              <w:t>S00</w:t>
               <w:br/>
             </w:r>
             <w:r>
@@ -3138,7 +3138,7 @@
                 <w:color w:val="64748B"/>
                 <w:sz w:val="14"/>
               </w:rPr>
-              <w:t>Santé</w:t>
+              <w:t>Identification</w:t>
             </w:r>
           </w:p>
         </w:tc>
@@ -3154,7 +3154,7 @@
                 <w:color w:val="16A34A"/>
                 <w:sz w:val="16"/>
               </w:rPr>
-              <w:t>s03q14, s03q15, s03q17, s03q18, s03q19, s03q20, s03q21</w:t>
+              <w:t>—</w:t>
             </w:r>
           </w:p>
         </w:tc>
@@ -3185,7 +3185,7 @@
                 <w:i w:val="0"/>
                 <w:sz w:val="17"/>
               </w:rPr>
-              <w:t>Incoherence!!! Abdoulaye Sadio a consulté dans un service de santé ou un guérisseur au cours des 3 derniers mois sans hospitalisation (3.13=Oui) mais la depense liée à cette consultation est nulle 0 ou ne sait pas partout dans les questions (s03q14 s03q15 s03q17 s03q18 s03q19 s03q20 s03q21).</w:t>
+              <w:t>L'adresse ou la localisation du ménage doit être bien renseignée, ne doit pas contenir des numéros de téléphone et elle semble courte pour être une adresse.</w:t>
             </w:r>
           </w:p>
         </w:tc>
@@ -3275,7 +3275,7 @@
                 <w:i w:val="0"/>
                 <w:sz w:val="17"/>
               </w:rPr>
-              <w:t>Les coordonnées GPS ménage prises lors de l'enquête principale diffèrent de celles du dénombrement, êtes vous sûr d'avoir enquêté le bon ménage si non chercher le bon ménage.</w:t>
+              <w:t>Prière de renseigner la bonne adresse.Attention! Il manque des informations non renseignées dans la section 0, prière de regarder toutes les autres informations dans l'identification du ménage (IDENTIFICATION ET RENSEIGNEMENTS DE CONTROLE) ou dans OBSERVATIONS pour pouvoir renseigné toutes les questions liées au ménage.</w:t>
             </w:r>
           </w:p>
         </w:tc>
@@ -3308,7 +3308,7 @@
                 <w:i w:val="0"/>
                 <w:sz w:val="16"/>
               </w:rPr>
-              <w:t>S00</w:t>
+              <w:t>S01</w:t>
               <w:br/>
             </w:r>
             <w:r>
@@ -3318,7 +3318,7 @@
                 <w:color w:val="64748B"/>
                 <w:sz w:val="14"/>
               </w:rPr>
-              <w:t>Identification</w:t>
+              <w:t>Démographie</w:t>
             </w:r>
           </w:p>
         </w:tc>
@@ -3334,7 +3334,7 @@
                 <w:color w:val="16A34A"/>
                 <w:sz w:val="16"/>
               </w:rPr>
-              <w:t>—</w:t>
+              <w:t>s1q05</w:t>
             </w:r>
           </w:p>
         </w:tc>
@@ -3365,7 +3365,7 @@
                 <w:i w:val="0"/>
                 <w:sz w:val="17"/>
               </w:rPr>
-              <w:t>L'adresse ou la localisation du ménage doit être bien renseignée, ne doit pas contenir des numéros de téléphone et elle semble courte pour être une adresse.</w:t>
+              <w:t>Attention! Il ne devrait pas avoir NC parmis les modalité de la variable s1q05.</w:t>
             </w:r>
           </w:p>
         </w:tc>
@@ -3398,7 +3398,7 @@
                 <w:i w:val="0"/>
                 <w:sz w:val="16"/>
               </w:rPr>
-              <w:t>S00</w:t>
+              <w:t>S01</w:t>
               <w:br/>
             </w:r>
             <w:r>
@@ -3408,7 +3408,7 @@
                 <w:color w:val="64748B"/>
                 <w:sz w:val="14"/>
               </w:rPr>
-              <w:t>Identification</w:t>
+              <w:t>Démographie</w:t>
             </w:r>
           </w:p>
         </w:tc>
@@ -3455,7 +3455,7 @@
                 <w:i w:val="0"/>
                 <w:sz w:val="17"/>
               </w:rPr>
-              <w:t>Prière de renseigner la bonne adresse.Attention! Il manque des informations non renseignées dans la section 0, prière de regarder toutes les autres informations dans l'identification du ménage (IDENTIFICATION ET RENSEIGNEMENTS DE CONTROLE) ou dans OBSERVATIONS pour pouvoir renseigné toutes les questions liées au ménage.</w:t>
+              <w:t>Soit Nene toure dispose d'un acte de naissance soit n'en dispose pas.</w:t>
             </w:r>
           </w:p>
         </w:tc>
@@ -3514,7 +3514,7 @@
                 <w:color w:val="16A34A"/>
                 <w:sz w:val="16"/>
               </w:rPr>
-              <w:t>s1q05</w:t>
+              <w:t>—</w:t>
             </w:r>
           </w:p>
         </w:tc>
@@ -3545,7 +3545,7 @@
                 <w:i w:val="0"/>
                 <w:sz w:val="17"/>
               </w:rPr>
-              <w:t>Attention! Il ne devrait pas avoir NC parmis les modalité de la variable s1q05.</w:t>
+              <w:t>Soit awa sadio dispose d'un acte de naissance soit n'en dispose pas.</w:t>
             </w:r>
           </w:p>
         </w:tc>
@@ -3635,7 +3635,7 @@
                 <w:i w:val="0"/>
                 <w:sz w:val="17"/>
               </w:rPr>
-              <w:t>Soit Nene toure dispose d'un acte de naissance soit n'en dispose pas.</w:t>
+              <w:t>Prière de verifier l'information donnée par awa sadio ou corriger au niveau de la section 1.</w:t>
             </w:r>
           </w:p>
         </w:tc>
@@ -3725,7 +3725,7 @@
                 <w:i w:val="0"/>
                 <w:sz w:val="17"/>
               </w:rPr>
-              <w:t>Soit awa sadio dispose d'un acte de naissance soit n'en dispose pas.</w:t>
+              <w:t>Prière de verifier l'information donnée par Gnima Sadio ou corriger au niveau de la section 1.</w:t>
             </w:r>
           </w:p>
         </w:tc>
@@ -3815,7 +3815,7 @@
                 <w:i w:val="0"/>
                 <w:sz w:val="17"/>
               </w:rPr>
-              <w:t>Prière de verifier l'information donnée par awa sadio ou corriger au niveau de la section 1.</w:t>
+              <w:t>Prière de verifier l'information donnée par Bathe samba sadio ou corriger au niveau de la section 1.</w:t>
             </w:r>
           </w:p>
         </w:tc>
@@ -3905,7 +3905,7 @@
                 <w:i w:val="0"/>
                 <w:sz w:val="17"/>
               </w:rPr>
-              <w:t>Prière de verifier l'information donnée par Gnima Sadio ou corriger au niveau de la section 1.</w:t>
+              <w:t>Prière de verifier l'information donnée par Mouhamed Sadio ou corriger au niveau de la section 1.</w:t>
             </w:r>
           </w:p>
         </w:tc>
@@ -3995,7 +3995,7 @@
                 <w:i w:val="0"/>
                 <w:sz w:val="17"/>
               </w:rPr>
-              <w:t>Prière de verifier l'information donnée par Bathe samba sadio ou corriger au niveau de la section 1.</w:t>
+              <w:t>Prière de verifier l'information donnée par Moustapha Sadio ou corriger au niveau de la section 1.</w:t>
             </w:r>
           </w:p>
         </w:tc>
@@ -4085,7 +4085,7 @@
                 <w:i w:val="0"/>
                 <w:sz w:val="17"/>
               </w:rPr>
-              <w:t>Prière de verifier l'information donnée par Mouhamed Sadio ou corriger au niveau de la section 1.</w:t>
+              <w:t>Prière de verifier l'information donnée par lamine sadio ou corriger au niveau de la section 1.</w:t>
             </w:r>
           </w:p>
         </w:tc>
@@ -4175,7 +4175,7 @@
                 <w:i w:val="0"/>
                 <w:sz w:val="17"/>
               </w:rPr>
-              <w:t>Prière de verifier l'information donnée par Moustapha Sadio ou corriger au niveau de la section 1.</w:t>
+              <w:t>Prière de verifier l'information donnée par ramatoulaye souleye sadio ou corriger au niveau de la section 1.</w:t>
             </w:r>
           </w:p>
         </w:tc>
@@ -4234,7 +4234,7 @@
                 <w:color w:val="16A34A"/>
                 <w:sz w:val="16"/>
               </w:rPr>
-              <w:t>—</w:t>
+              <w:t>s01q23, s01q00b, s01q23_autre</w:t>
             </w:r>
           </w:p>
         </w:tc>
@@ -4265,7 +4265,7 @@
                 <w:i w:val="0"/>
                 <w:sz w:val="17"/>
               </w:rPr>
-              <w:t>Prière de verifier l'information donnée par lamine sadio ou corriger au niveau de la section 1.</w:t>
+              <w:t>La raison principale pour laquelle que Abdoulaye Sadio est venu vivre dans cette localité est a un terrain dansla zone et semble exister dans les modalités, prière de prendre attache avec le QG pour plus d'explication afin de la classer bien.</w:t>
             </w:r>
           </w:p>
         </w:tc>
@@ -4355,547 +4355,7 @@
                 <w:i w:val="0"/>
                 <w:sz w:val="17"/>
               </w:rPr>
-              <w:t>Prière de verifier l'information donnée par ramatoulaye souleye sadio ou corriger au niveau de la section 1.</w:t>
-            </w:r>
-          </w:p>
-        </w:tc>
-      </w:tr>
-      <w:tr>
-        <w:tc>
-          <w:tcPr>
-            <w:tcW w:type="dxa" w:w="964"/>
-          </w:tcPr>
-          <w:p>
-            <w:r>
-              <w:rPr>
-                <w:b/>
-                <w:i w:val="0"/>
-                <w:color w:val="EA580C"/>
-                <w:sz w:val="16"/>
-              </w:rPr>
-              <w:t>Moyenne</w:t>
-            </w:r>
-          </w:p>
-        </w:tc>
-        <w:tc>
-          <w:tcPr>
-            <w:tcW w:type="dxa" w:w="1247"/>
-          </w:tcPr>
-          <w:p>
-            <w:r>
-              <w:rPr>
-                <w:b/>
-                <w:i w:val="0"/>
-                <w:sz w:val="16"/>
-              </w:rPr>
-              <w:t>S01</w:t>
-              <w:br/>
-            </w:r>
-            <w:r>
-              <w:rPr>
-                <w:b w:val="0"/>
-                <w:i w:val="0"/>
-                <w:color w:val="64748B"/>
-                <w:sz w:val="14"/>
-              </w:rPr>
-              <w:t>Démographie</w:t>
-            </w:r>
-          </w:p>
-        </w:tc>
-        <w:tc>
-          <w:tcPr>
-            <w:tcW w:type="dxa" w:w="1531"/>
-          </w:tcPr>
-          <w:p>
-            <w:r>
-              <w:rPr>
-                <w:b/>
-                <w:i w:val="0"/>
-                <w:color w:val="16A34A"/>
-                <w:sz w:val="16"/>
-              </w:rPr>
-              <w:t>s01q23, s01q00b, s01q23_autre</w:t>
-            </w:r>
-          </w:p>
-        </w:tc>
-        <w:tc>
-          <w:tcPr>
-            <w:tcW w:type="dxa" w:w="1191"/>
-          </w:tcPr>
-          <w:p>
-            <w:r>
-              <w:rPr>
-                <w:b w:val="0"/>
-                <w:i w:val="0"/>
-                <w:color w:val="64748B"/>
-                <w:sz w:val="16"/>
-              </w:rPr>
-              <w:t>GT-CQ</w:t>
-            </w:r>
-          </w:p>
-        </w:tc>
-        <w:tc>
-          <w:tcPr>
-            <w:tcW w:type="dxa" w:w="4706"/>
-          </w:tcPr>
-          <w:p>
-            <w:r>
-              <w:rPr>
-                <w:b w:val="0"/>
-                <w:i w:val="0"/>
-                <w:sz w:val="17"/>
-              </w:rPr>
-              <w:t>La raison principale pour laquelle que Abdoulaye Sadio est venu vivre dans cette localité est a un terrain dansla zone et semble exister dans les modalités, prière de prendre attache avec le QG pour plus d'explication afin de la classer bien.</w:t>
-            </w:r>
-          </w:p>
-        </w:tc>
-      </w:tr>
-      <w:tr>
-        <w:tc>
-          <w:tcPr>
-            <w:tcW w:type="dxa" w:w="964"/>
-          </w:tcPr>
-          <w:p>
-            <w:r>
-              <w:rPr>
-                <w:b/>
-                <w:i w:val="0"/>
-                <w:color w:val="EA580C"/>
-                <w:sz w:val="16"/>
-              </w:rPr>
-              <w:t>Moyenne</w:t>
-            </w:r>
-          </w:p>
-        </w:tc>
-        <w:tc>
-          <w:tcPr>
-            <w:tcW w:type="dxa" w:w="1247"/>
-          </w:tcPr>
-          <w:p>
-            <w:r>
-              <w:rPr>
-                <w:b/>
-                <w:i w:val="0"/>
-                <w:sz w:val="16"/>
-              </w:rPr>
-              <w:t>S01</w:t>
-              <w:br/>
-            </w:r>
-            <w:r>
-              <w:rPr>
-                <w:b w:val="0"/>
-                <w:i w:val="0"/>
-                <w:color w:val="64748B"/>
-                <w:sz w:val="14"/>
-              </w:rPr>
-              <w:t>Démographie</w:t>
-            </w:r>
-          </w:p>
-        </w:tc>
-        <w:tc>
-          <w:tcPr>
-            <w:tcW w:type="dxa" w:w="1531"/>
-          </w:tcPr>
-          <w:p>
-            <w:r>
-              <w:rPr>
-                <w:b/>
-                <w:i w:val="0"/>
-                <w:color w:val="16A34A"/>
-                <w:sz w:val="16"/>
-              </w:rPr>
-              <w:t>—</w:t>
-            </w:r>
-          </w:p>
-        </w:tc>
-        <w:tc>
-          <w:tcPr>
-            <w:tcW w:type="dxa" w:w="1191"/>
-          </w:tcPr>
-          <w:p>
-            <w:r>
-              <w:rPr>
-                <w:b w:val="0"/>
-                <w:i w:val="0"/>
-                <w:color w:val="64748B"/>
-                <w:sz w:val="16"/>
-              </w:rPr>
-              <w:t>GT-CQ</w:t>
-            </w:r>
-          </w:p>
-        </w:tc>
-        <w:tc>
-          <w:tcPr>
-            <w:tcW w:type="dxa" w:w="4706"/>
-          </w:tcPr>
-          <w:p>
-            <w:r>
-              <w:rPr>
-                <w:b w:val="0"/>
-                <w:i w:val="0"/>
-                <w:sz w:val="17"/>
-              </w:rPr>
               <w:t>Prière de verifier l'information donnée par Abdoulaye Sadio ou corriger au niveau de la section 1.</w:t>
-            </w:r>
-          </w:p>
-        </w:tc>
-      </w:tr>
-      <w:tr>
-        <w:tc>
-          <w:tcPr>
-            <w:tcW w:type="dxa" w:w="964"/>
-          </w:tcPr>
-          <w:p>
-            <w:r>
-              <w:rPr>
-                <w:b/>
-                <w:i w:val="0"/>
-                <w:color w:val="EA580C"/>
-                <w:sz w:val="16"/>
-              </w:rPr>
-              <w:t>Moyenne</w:t>
-            </w:r>
-          </w:p>
-        </w:tc>
-        <w:tc>
-          <w:tcPr>
-            <w:tcW w:type="dxa" w:w="1247"/>
-          </w:tcPr>
-          <w:p>
-            <w:r>
-              <w:rPr>
-                <w:b/>
-                <w:i w:val="0"/>
-                <w:sz w:val="16"/>
-              </w:rPr>
-              <w:t>S02</w:t>
-              <w:br/>
-            </w:r>
-            <w:r>
-              <w:rPr>
-                <w:b w:val="0"/>
-                <w:i w:val="0"/>
-                <w:color w:val="64748B"/>
-                <w:sz w:val="14"/>
-              </w:rPr>
-              <w:t>Éducation</w:t>
-            </w:r>
-          </w:p>
-        </w:tc>
-        <w:tc>
-          <w:tcPr>
-            <w:tcW w:type="dxa" w:w="1531"/>
-          </w:tcPr>
-          <w:p>
-            <w:r>
-              <w:rPr>
-                <w:b/>
-                <w:i w:val="0"/>
-                <w:color w:val="16A34A"/>
-                <w:sz w:val="16"/>
-              </w:rPr>
-              <w:t>—</w:t>
-            </w:r>
-          </w:p>
-        </w:tc>
-        <w:tc>
-          <w:tcPr>
-            <w:tcW w:type="dxa" w:w="1191"/>
-          </w:tcPr>
-          <w:p>
-            <w:r>
-              <w:rPr>
-                <w:b w:val="0"/>
-                <w:i w:val="0"/>
-                <w:color w:val="64748B"/>
-                <w:sz w:val="16"/>
-              </w:rPr>
-              <w:t>GT-CQ</w:t>
-            </w:r>
-          </w:p>
-        </w:tc>
-        <w:tc>
-          <w:tcPr>
-            <w:tcW w:type="dxa" w:w="4706"/>
-          </w:tcPr>
-          <w:p>
-            <w:r>
-              <w:rPr>
-                <w:b w:val="0"/>
-                <w:i w:val="0"/>
-                <w:sz w:val="17"/>
-              </w:rPr>
-              <w:t>veuillez, s'il vous plait, confirmer la cotisation ( 2500 FCFA) payée de Amy cole sadio avec le QG ou apporter les corrections nécessaires.</w:t>
-            </w:r>
-          </w:p>
-        </w:tc>
-      </w:tr>
-      <w:tr>
-        <w:tc>
-          <w:tcPr>
-            <w:tcW w:type="dxa" w:w="964"/>
-          </w:tcPr>
-          <w:p>
-            <w:r>
-              <w:rPr>
-                <w:b/>
-                <w:i w:val="0"/>
-                <w:color w:val="EA580C"/>
-                <w:sz w:val="16"/>
-              </w:rPr>
-              <w:t>Moyenne</w:t>
-            </w:r>
-          </w:p>
-        </w:tc>
-        <w:tc>
-          <w:tcPr>
-            <w:tcW w:type="dxa" w:w="1247"/>
-          </w:tcPr>
-          <w:p>
-            <w:r>
-              <w:rPr>
-                <w:b/>
-                <w:i w:val="0"/>
-                <w:sz w:val="16"/>
-              </w:rPr>
-              <w:t>S02</w:t>
-              <w:br/>
-            </w:r>
-            <w:r>
-              <w:rPr>
-                <w:b w:val="0"/>
-                <w:i w:val="0"/>
-                <w:color w:val="64748B"/>
-                <w:sz w:val="14"/>
-              </w:rPr>
-              <w:t>Éducation</w:t>
-            </w:r>
-          </w:p>
-        </w:tc>
-        <w:tc>
-          <w:tcPr>
-            <w:tcW w:type="dxa" w:w="1531"/>
-          </w:tcPr>
-          <w:p>
-            <w:r>
-              <w:rPr>
-                <w:b/>
-                <w:i w:val="0"/>
-                <w:color w:val="16A34A"/>
-                <w:sz w:val="16"/>
-              </w:rPr>
-              <w:t>—</w:t>
-            </w:r>
-          </w:p>
-        </w:tc>
-        <w:tc>
-          <w:tcPr>
-            <w:tcW w:type="dxa" w:w="1191"/>
-          </w:tcPr>
-          <w:p>
-            <w:r>
-              <w:rPr>
-                <w:b w:val="0"/>
-                <w:i w:val="0"/>
-                <w:color w:val="64748B"/>
-                <w:sz w:val="16"/>
-              </w:rPr>
-              <w:t>GT-CQ</w:t>
-            </w:r>
-          </w:p>
-        </w:tc>
-        <w:tc>
-          <w:tcPr>
-            <w:tcW w:type="dxa" w:w="4706"/>
-          </w:tcPr>
-          <w:p>
-            <w:r>
-              <w:rPr>
-                <w:b w:val="0"/>
-                <w:i w:val="0"/>
-                <w:sz w:val="17"/>
-              </w:rPr>
-              <w:t>veuillez, s'il vous plait, confirmer la cotisation ( 2500 FCFA) payée de Mouhamed Sadio avec le QG ou apporter les corrections nécessaires.</w:t>
-            </w:r>
-          </w:p>
-        </w:tc>
-      </w:tr>
-      <w:tr>
-        <w:tc>
-          <w:tcPr>
-            <w:tcW w:type="dxa" w:w="964"/>
-          </w:tcPr>
-          <w:p>
-            <w:r>
-              <w:rPr>
-                <w:b/>
-                <w:i w:val="0"/>
-                <w:color w:val="EA580C"/>
-                <w:sz w:val="16"/>
-              </w:rPr>
-              <w:t>Moyenne</w:t>
-            </w:r>
-          </w:p>
-        </w:tc>
-        <w:tc>
-          <w:tcPr>
-            <w:tcW w:type="dxa" w:w="1247"/>
-          </w:tcPr>
-          <w:p>
-            <w:r>
-              <w:rPr>
-                <w:b/>
-                <w:i w:val="0"/>
-                <w:sz w:val="16"/>
-              </w:rPr>
-              <w:t>S02</w:t>
-              <w:br/>
-            </w:r>
-            <w:r>
-              <w:rPr>
-                <w:b w:val="0"/>
-                <w:i w:val="0"/>
-                <w:color w:val="64748B"/>
-                <w:sz w:val="14"/>
-              </w:rPr>
-              <w:t>Éducation</w:t>
-            </w:r>
-          </w:p>
-        </w:tc>
-        <w:tc>
-          <w:tcPr>
-            <w:tcW w:type="dxa" w:w="1531"/>
-          </w:tcPr>
-          <w:p>
-            <w:r>
-              <w:rPr>
-                <w:b/>
-                <w:i w:val="0"/>
-                <w:color w:val="16A34A"/>
-                <w:sz w:val="16"/>
-              </w:rPr>
-              <w:t>—</w:t>
-            </w:r>
-          </w:p>
-        </w:tc>
-        <w:tc>
-          <w:tcPr>
-            <w:tcW w:type="dxa" w:w="1191"/>
-          </w:tcPr>
-          <w:p>
-            <w:r>
-              <w:rPr>
-                <w:b w:val="0"/>
-                <w:i w:val="0"/>
-                <w:color w:val="64748B"/>
-                <w:sz w:val="16"/>
-              </w:rPr>
-              <w:t>GT-CQ</w:t>
-            </w:r>
-          </w:p>
-        </w:tc>
-        <w:tc>
-          <w:tcPr>
-            <w:tcW w:type="dxa" w:w="4706"/>
-          </w:tcPr>
-          <w:p>
-            <w:r>
-              <w:rPr>
-                <w:b w:val="0"/>
-                <w:i w:val="0"/>
-                <w:sz w:val="17"/>
-              </w:rPr>
-              <w:t>veuillez, s'il vous plait, confirmer les frais de scolarité ( 12000 FCFA) payée de assane Massaly avec le QG ou apporter les corrections nécessaires.</w:t>
-            </w:r>
-          </w:p>
-        </w:tc>
-      </w:tr>
-      <w:tr>
-        <w:tc>
-          <w:tcPr>
-            <w:tcW w:type="dxa" w:w="964"/>
-          </w:tcPr>
-          <w:p>
-            <w:r>
-              <w:rPr>
-                <w:b/>
-                <w:i w:val="0"/>
-                <w:color w:val="EA580C"/>
-                <w:sz w:val="16"/>
-              </w:rPr>
-              <w:t>Moyenne</w:t>
-            </w:r>
-          </w:p>
-        </w:tc>
-        <w:tc>
-          <w:tcPr>
-            <w:tcW w:type="dxa" w:w="1247"/>
-          </w:tcPr>
-          <w:p>
-            <w:r>
-              <w:rPr>
-                <w:b/>
-                <w:i w:val="0"/>
-                <w:sz w:val="16"/>
-              </w:rPr>
-              <w:t>S02</w:t>
-              <w:br/>
-            </w:r>
-            <w:r>
-              <w:rPr>
-                <w:b w:val="0"/>
-                <w:i w:val="0"/>
-                <w:color w:val="64748B"/>
-                <w:sz w:val="14"/>
-              </w:rPr>
-              <w:t>Éducation</w:t>
-            </w:r>
-          </w:p>
-        </w:tc>
-        <w:tc>
-          <w:tcPr>
-            <w:tcW w:type="dxa" w:w="1531"/>
-          </w:tcPr>
-          <w:p>
-            <w:r>
-              <w:rPr>
-                <w:b/>
-                <w:i w:val="0"/>
-                <w:color w:val="16A34A"/>
-                <w:sz w:val="16"/>
-              </w:rPr>
-              <w:t>—</w:t>
-            </w:r>
-          </w:p>
-        </w:tc>
-        <w:tc>
-          <w:tcPr>
-            <w:tcW w:type="dxa" w:w="1191"/>
-          </w:tcPr>
-          <w:p>
-            <w:r>
-              <w:rPr>
-                <w:b w:val="0"/>
-                <w:i w:val="0"/>
-                <w:color w:val="64748B"/>
-                <w:sz w:val="16"/>
-              </w:rPr>
-              <w:t>GT-CQ</w:t>
-            </w:r>
-          </w:p>
-        </w:tc>
-        <w:tc>
-          <w:tcPr>
-            <w:tcW w:type="dxa" w:w="4706"/>
-          </w:tcPr>
-          <w:p>
-            <w:r>
-              <w:rPr>
-                <w:b w:val="0"/>
-                <w:i w:val="0"/>
-                <w:sz w:val="17"/>
-              </w:rPr>
-              <w:t>veuillez, s'il vous plait, confirmer les frais de scolarité ( 25500 FCFA) payée de sana Diatta avec le QG ou apporter les corrections nécessaires.</w:t>
             </w:r>
           </w:p>
         </w:tc>
